--- a/.docu/Validació de les dades/Asimetria direccional.docx
+++ b/.docu/Validació de les dades/Asimetria direccional.docx
@@ -6,16 +6,202 @@
       <w:pPr>
         <w:rPr>
           <w:rFonts w:ascii="Arial" w:hAnsi="Arial" w:cs="Arial"/>
-          <w:color w:val="8DD873" w:themeColor="accent6" w:themeTint="99"/>
-        </w:rPr>
-      </w:pPr>
-      <w:r>
-        <w:rPr>
-          <w:rFonts w:ascii="Arial" w:hAnsi="Arial" w:cs="Arial"/>
-          <w:color w:val="8DD873" w:themeColor="accent6" w:themeTint="99"/>
-        </w:rPr>
-        <w:t xml:space="preserve"> </w:t>
-      </w:r>
+        </w:rPr>
+      </w:pPr>
+      <w:r>
+        <w:rPr>
+          <w:rFonts w:ascii="Arial" w:hAnsi="Arial" w:cs="Arial"/>
+        </w:rPr>
+        <w:t xml:space="preserve">L’estudi mostra que hi ha notables diferències en els temps depenent de les direccions. La diferència més gran (1min i 10s, arrodonint als segons) es dona en el tram de Torrassa </w:t>
+      </w:r>
+      <w:r>
+        <w:rPr>
+          <w:rFonts w:ascii="Arial" w:hAnsi="Arial" w:cs="Arial"/>
+        </w:rPr>
+        <w:t>–</w:t>
+      </w:r>
+      <w:r>
+        <w:rPr>
+          <w:rFonts w:ascii="Arial" w:hAnsi="Arial" w:cs="Arial"/>
+        </w:rPr>
+        <w:t xml:space="preserve"> Collblanc de la L10S amb 1min 40s anant de Torrassa a Collblanc i 2min 50s anant en direcció contrària.</w:t>
+      </w:r>
+      <w:r>
+        <w:rPr>
+          <w:rFonts w:ascii="Arial" w:hAnsi="Arial" w:cs="Arial"/>
+        </w:rPr>
+        <w:t xml:space="preserve"> Això es pot deure a diferents fondàries de les andanes o altres motius arquitectònics. </w:t>
+      </w:r>
+    </w:p>
+    <w:p>
+      <w:pPr>
+        <w:rPr>
+          <w:rFonts w:ascii="Arial" w:hAnsi="Arial" w:cs="Arial"/>
+        </w:rPr>
+      </w:pPr>
+      <w:r>
+        <w:rPr>
+          <w:rFonts w:ascii="Arial" w:hAnsi="Arial" w:cs="Arial"/>
+        </w:rPr>
+        <w:t>Les dues majors diferències següents són en els següents trams:</w:t>
+      </w:r>
+    </w:p>
+    <w:p>
+      <w:pPr>
+        <w:pStyle w:val="ListParagraph"/>
+        <w:numPr>
+          <w:ilvl w:val="0"/>
+          <w:numId w:val="2"/>
+        </w:numPr>
+        <w:rPr>
+          <w:rFonts w:ascii="Arial" w:hAnsi="Arial" w:cs="Arial"/>
+        </w:rPr>
+      </w:pPr>
+      <w:r>
+        <w:rPr>
+          <w:rFonts w:ascii="Arial" w:hAnsi="Arial" w:cs="Arial"/>
+        </w:rPr>
+        <w:t xml:space="preserve">Torrassa – Collblanc de la L9S amb 1min 7s, </w:t>
+      </w:r>
+      <w:r>
+        <w:rPr>
+          <w:rFonts w:ascii="Arial" w:hAnsi="Arial" w:cs="Arial"/>
+        </w:rPr>
+        <w:t>i</w:t>
+      </w:r>
+    </w:p>
+    <w:p>
+      <w:pPr>
+        <w:pStyle w:val="ListParagraph"/>
+        <w:numPr>
+          <w:ilvl w:val="0"/>
+          <w:numId w:val="2"/>
+        </w:numPr>
+        <w:rPr>
+          <w:rFonts w:ascii="Arial" w:hAnsi="Arial" w:cs="Arial"/>
+        </w:rPr>
+      </w:pPr>
+      <w:r>
+        <w:rPr>
+          <w:rFonts w:ascii="Arial" w:hAnsi="Arial" w:cs="Arial"/>
+        </w:rPr>
+        <w:t>La Sagrera – Onze de Setembre de la L10N amb 31s.</w:t>
+      </w:r>
+    </w:p>
+    <w:p>
+      <w:pPr>
+        <w:rPr>
+          <w:rFonts w:ascii="Arial" w:hAnsi="Arial" w:cs="Arial"/>
+        </w:rPr>
+      </w:pPr>
+      <w:r>
+        <w:rPr>
+          <w:rFonts w:ascii="Arial" w:hAnsi="Arial" w:cs="Arial"/>
+        </w:rPr>
+        <w:t xml:space="preserve">Però no totes les grans diferències són en les andanes compartides de les línies 9 i 10, per exemple en el tram La Sagrera – Congrés de la L5 tenim 26s i en canvi a Onze de Setembre – Bon Pastor tant de la L9N com a la L10N només hi ha 1s de diferència. </w:t>
+      </w:r>
+    </w:p>
+    <w:p>
+      <w:pPr>
+        <w:rPr>
+          <w:rFonts w:ascii="Arial" w:hAnsi="Arial" w:cs="Arial"/>
+        </w:rPr>
+      </w:pPr>
+      <w:r>
+        <w:rPr>
+          <w:rFonts w:ascii="Arial" w:hAnsi="Arial" w:cs="Arial"/>
+        </w:rPr>
+        <w:t xml:space="preserve">Amb aquests notoris desajustos és evident que hem de fer un graf dirigit. </w:t>
+      </w:r>
+    </w:p>
+    <w:p>
+      <w:pPr>
+        <w:rPr>
+          <w:rFonts w:ascii="Arial" w:hAnsi="Arial" w:cs="Arial"/>
+          <w:lang w:val="ca-ES"/>
+        </w:rPr>
+      </w:pPr>
+      <w:r>
+        <w:rPr>
+          <w:rFonts w:ascii="Arial" w:hAnsi="Arial" w:cs="Arial"/>
+          <w:lang w:val="ca-ES"/>
+        </w:rPr>
+        <w:t>També cal recalcar que amb la funció ‘</w:t>
+      </w:r>
+      <w:proofErr w:type="spellStart"/>
+      <w:r>
+        <w:rPr>
+          <w:rFonts w:ascii="Arial" w:hAnsi="Arial" w:cs="Arial"/>
+          <w:lang w:val="ca-ES"/>
+        </w:rPr>
+        <w:t>collect_pair_samples_by_trip_group</w:t>
+      </w:r>
+      <w:proofErr w:type="spellEnd"/>
+      <w:r>
+        <w:rPr>
+          <w:rFonts w:ascii="Arial" w:hAnsi="Arial" w:cs="Arial"/>
+          <w:lang w:val="ca-ES"/>
+        </w:rPr>
+        <w:t xml:space="preserve">’ només llegim el fitxer ‘stop_times_doors.txt’ de 203.408 files una vegada en comptes de </w:t>
+      </w:r>
+      <w:r>
+        <w:rPr>
+          <w:rFonts w:ascii="Arial" w:hAnsi="Arial" w:cs="Arial"/>
+          <w:lang w:val="ca-ES"/>
+        </w:rPr>
+        <w:t>22</w:t>
+      </w:r>
+      <w:r>
+        <w:rPr>
+          <w:rFonts w:ascii="Arial" w:hAnsi="Arial" w:cs="Arial"/>
+          <w:lang w:val="ca-ES"/>
+        </w:rPr>
+        <w:t xml:space="preserve"> (</w:t>
+      </w:r>
+      <w:r>
+        <w:rPr>
+          <w:rFonts w:ascii="Arial" w:hAnsi="Arial" w:cs="Arial"/>
+          <w:lang w:val="ca-ES"/>
+        </w:rPr>
+        <w:t xml:space="preserve">onze </w:t>
+      </w:r>
+      <w:r>
+        <w:rPr>
+          <w:rFonts w:ascii="Arial" w:hAnsi="Arial" w:cs="Arial"/>
+          <w:lang w:val="ca-ES"/>
+        </w:rPr>
+        <w:t xml:space="preserve">línies </w:t>
+      </w:r>
+      <w:r>
+        <w:rPr>
+          <w:rFonts w:ascii="Arial" w:hAnsi="Arial" w:cs="Arial"/>
+          <w:lang w:val="ca-ES"/>
+        </w:rPr>
+        <w:t xml:space="preserve">en total </w:t>
+      </w:r>
+      <w:r>
+        <w:rPr>
+          <w:rFonts w:ascii="Arial" w:hAnsi="Arial" w:cs="Arial"/>
+          <w:lang w:val="ca-ES"/>
+        </w:rPr>
+        <w:t xml:space="preserve">i dos direccions de trips a cada línia) agrupant la informació per línia i direcció. Això fa que l’execució del document sigui molt més ràpida i eficient. </w:t>
+      </w:r>
+    </w:p>
+    <w:p>
+      <w:pPr>
+        <w:rPr>
+          <w:rFonts w:ascii="Arial" w:hAnsi="Arial" w:cs="Arial"/>
+          <w:lang w:val="ca-ES"/>
+        </w:rPr>
+      </w:pPr>
+    </w:p>
+    <w:p>
+      <w:pPr>
+        <w:ind w:left="360"/>
+        <w:rPr>
+          <w:rFonts w:ascii="Arial" w:hAnsi="Arial" w:cs="Arial"/>
+        </w:rPr>
+      </w:pPr>
     </w:p>
     <w:sectPr>
       <w:pgSz w:w="11906" w:h="16838"/>
@@ -30,6 +216,118 @@
 <file path=word/numbering.xml><?xml version="1.0" encoding="utf-8"?>
 <w:numbering xmlns:wpc="http://schemas.microsoft.com/office/word/2010/wordprocessingCanvas" xmlns:cx="http://schemas.microsoft.com/office/drawing/2014/chartex" xmlns:cx1="http://schemas.microsoft.com/office/drawing/2015/9/8/chartex" xmlns:cx2="http://schemas.microsoft.com/office/drawing/2015/10/21/chartex" xmlns:cx3="http://schemas.microsoft.com/office/drawing/2016/5/9/chartex" xmlns:cx4="http://schemas.microsoft.com/office/drawing/2016/5/10/chartex" xmlns:cx5="http://schemas.microsoft.com/office/drawing/2016/5/11/chartex" xmlns:cx6="http://schemas.microsoft.com/office/drawing/2016/5/12/chartex" xmlns:cx7="http://schemas.microsoft.com/office/drawing/2016/5/13/chartex" xmlns:cx8="http://schemas.microsoft.com/office/drawing/2016/5/14/chartex" xmlns:mc="http://schemas.openxmlformats.org/markup-compatibility/2006" xmlns:m="http://schemas.openxmlformats.org/officeDocument/2006/math" xmlns:aink="http://schemas.microsoft.com/office/drawing/2016/ink" xmlns:am3d="http://schemas.microsoft.com/office/drawing/2017/model3d" xmlns:oel="http://schemas.microsoft.com/office/2019/extlst" xmlns:r="http://schemas.openxmlformats.org/officeDocument/2006/relationships" xmlns:wp14="http://schemas.microsoft.com/office/word/2010/wordprocessingDrawing" xmlns:wp="http://schemas.openxmlformats.org/drawingml/2006/wordprocessingDrawing" xmlns:wpg="http://schemas.microsoft.com/office/word/2010/wordprocessingGroup" xmlns:wpi="http://schemas.microsoft.com/office/word/2010/wordprocessingInk" xmlns:wps="http://schemas.microsoft.com/office/word/2010/wordprocessingShape" xmlns:o="urn:schemas-microsoft-com:office:office" xmlns:v="urn:schemas-microsoft-com:vml" xmlns:w10="urn:schemas-microsoft-com:office:word" xmlns:w="http://schemas.openxmlformats.org/wordprocessingml/2006/main" xmlns:w14="http://schemas.microsoft.com/office/word/2010/wordml" xmlns:w15="http://schemas.microsoft.com/office/word/2012/wordml" xmlns:w16cex="http://schemas.microsoft.com/office/word/2018/wordml/cex" xmlns:w16cid="http://schemas.microsoft.com/office/word/2016/wordml/cid" xmlns:w16="http://schemas.microsoft.com/office/word/2018/wordml" xmlns:w16sdtdh="http://schemas.microsoft.com/office/word/2020/wordml/sdtdatahash" xmlns:w16sdtfl="http://schemas.microsoft.com/office/word/2024/wordml/sdtformatlock" xmlns:w16se="http://schemas.microsoft.com/office/word/2015/wordml/symex" xmlns:w16du="http://schemas.microsoft.com/office/word/2023/wordml/word16du" xmlns:wne="http://schemas.microsoft.com/office/word/2006/wordml" mc:Ignorable="w14 w15 w16se w16cid w16 w16cex w16sdtdh w16sdtfl w16du wp14">
   <w:abstractNum w:abstractNumId="0" w15:restartNumberingAfterBreak="0">
+    <w:nsid w:val="63102A63"/>
+    <w:multiLevelType w:val="hybridMultilevel"/>
+    <w:tmpl w:val="217E6628"/>
+    <w:lvl w:ilvl="0" w:tplc="BEB472EC">
+      <w:numFmt w:val="bullet"/>
+      <w:lvlText w:val="-"/>
+      <w:lvlJc w:val="left"/>
+      <w:pPr>
+        <w:ind w:left="720" w:hanging="360"/>
+      </w:pPr>
+      <w:rPr>
+        <w:rFonts w:ascii="Arial" w:eastAsiaTheme="minorHAnsi" w:hAnsi="Arial" w:cs="Arial" w:hint="default"/>
+      </w:rPr>
+    </w:lvl>
+    <w:lvl w:ilvl="1" w:tplc="08090003" w:tentative="1">
+      <w:start w:val="1"/>
+      <w:numFmt w:val="bullet"/>
+      <w:lvlText w:val="o"/>
+      <w:lvlJc w:val="left"/>
+      <w:pPr>
+        <w:ind w:left="1440" w:hanging="360"/>
+      </w:pPr>
+      <w:rPr>
+        <w:rFonts w:ascii="Courier New" w:hAnsi="Courier New" w:cs="Courier New" w:hint="default"/>
+      </w:rPr>
+    </w:lvl>
+    <w:lvl w:ilvl="2" w:tplc="08090005" w:tentative="1">
+      <w:start w:val="1"/>
+      <w:numFmt w:val="bullet"/>
+      <w:lvlText w:val=""/>
+      <w:lvlJc w:val="left"/>
+      <w:pPr>
+        <w:ind w:left="2160" w:hanging="360"/>
+      </w:pPr>
+      <w:rPr>
+        <w:rFonts w:ascii="Wingdings" w:hAnsi="Wingdings" w:hint="default"/>
+      </w:rPr>
+    </w:lvl>
+    <w:lvl w:ilvl="3" w:tplc="08090001" w:tentative="1">
+      <w:start w:val="1"/>
+      <w:numFmt w:val="bullet"/>
+      <w:lvlText w:val=""/>
+      <w:lvlJc w:val="left"/>
+      <w:pPr>
+        <w:ind w:left="2880" w:hanging="360"/>
+      </w:pPr>
+      <w:rPr>
+        <w:rFonts w:ascii="Symbol" w:hAnsi="Symbol" w:hint="default"/>
+      </w:rPr>
+    </w:lvl>
+    <w:lvl w:ilvl="4" w:tplc="08090003" w:tentative="1">
+      <w:start w:val="1"/>
+      <w:numFmt w:val="bullet"/>
+      <w:lvlText w:val="o"/>
+      <w:lvlJc w:val="left"/>
+      <w:pPr>
+        <w:ind w:left="3600" w:hanging="360"/>
+      </w:pPr>
+      <w:rPr>
+        <w:rFonts w:ascii="Courier New" w:hAnsi="Courier New" w:cs="Courier New" w:hint="default"/>
+      </w:rPr>
+    </w:lvl>
+    <w:lvl w:ilvl="5" w:tplc="08090005" w:tentative="1">
+      <w:start w:val="1"/>
+      <w:numFmt w:val="bullet"/>
+      <w:lvlText w:val=""/>
+      <w:lvlJc w:val="left"/>
+      <w:pPr>
+        <w:ind w:left="4320" w:hanging="360"/>
+      </w:pPr>
+      <w:rPr>
+        <w:rFonts w:ascii="Wingdings" w:hAnsi="Wingdings" w:hint="default"/>
+      </w:rPr>
+    </w:lvl>
+    <w:lvl w:ilvl="6" w:tplc="08090001" w:tentative="1">
+      <w:start w:val="1"/>
+      <w:numFmt w:val="bullet"/>
+      <w:lvlText w:val=""/>
+      <w:lvlJc w:val="left"/>
+      <w:pPr>
+        <w:ind w:left="5040" w:hanging="360"/>
+      </w:pPr>
+      <w:rPr>
+        <w:rFonts w:ascii="Symbol" w:hAnsi="Symbol" w:hint="default"/>
+      </w:rPr>
+    </w:lvl>
+    <w:lvl w:ilvl="7" w:tplc="08090003" w:tentative="1">
+      <w:start w:val="1"/>
+      <w:numFmt w:val="bullet"/>
+      <w:lvlText w:val="o"/>
+      <w:lvlJc w:val="left"/>
+      <w:pPr>
+        <w:ind w:left="5760" w:hanging="360"/>
+      </w:pPr>
+      <w:rPr>
+        <w:rFonts w:ascii="Courier New" w:hAnsi="Courier New" w:cs="Courier New" w:hint="default"/>
+      </w:rPr>
+    </w:lvl>
+    <w:lvl w:ilvl="8" w:tplc="08090005" w:tentative="1">
+      <w:start w:val="1"/>
+      <w:numFmt w:val="bullet"/>
+      <w:lvlText w:val=""/>
+      <w:lvlJc w:val="left"/>
+      <w:pPr>
+        <w:ind w:left="6480" w:hanging="360"/>
+      </w:pPr>
+      <w:rPr>
+        <w:rFonts w:ascii="Wingdings" w:hAnsi="Wingdings" w:hint="default"/>
+      </w:rPr>
+    </w:lvl>
+  </w:abstractNum>
+  <w:abstractNum w:abstractNumId="1" w15:restartNumberingAfterBreak="0">
     <w:nsid w:val="76CC360A"/>
     <w:multiLevelType w:val="hybridMultilevel"/>
     <w:tmpl w:val="7004C49C"/>
@@ -142,6 +440,9 @@
     </w:lvl>
   </w:abstractNum>
   <w:num w:numId="1" w16cid:durableId="215164186">
+    <w:abstractNumId w:val="1"/>
+  </w:num>
+  <w:num w:numId="2" w16cid:durableId="1713381817">
     <w:abstractNumId w:val="0"/>
   </w:num>
 </w:numbering>
